--- a/kindle/入稿/第4巻_副業崩壊.docx
+++ b/kindle/入稿/第4巻_副業崩壊.docx
@@ -316,7 +316,7 @@
           <w:sz w:val="21"/>
           <w:szCs w:val="21"/>
         </w:rPr>
-        <w:t xml:space="preserve">子どもたちを風呂に入れて、寝かしつけて、散らかった部屋を片付けて、明日の準備をして。その全部が終わったあとの、最後の洗い物です。蛇口から出る水の音と、皿がぶつかる小さな音だけが、静かな家に響いていました。</w:t>
+        <w:t xml:space="preserve">子どもたちを風呂に入れて、寝かしつけて、散らかった部屋を片付けて、明日の準備をして。その全部が終わったあとの、最後の洗い物です。もう何度も繰り返されてきたはずのその光景を、僕はその夜、なぜか初めて、まともに見た気がしました。</w:t>
       </w:r>
     </w:p>
     <w:p>
@@ -1210,7 +1210,7 @@
           <w:sz w:val="21"/>
           <w:szCs w:val="21"/>
         </w:rPr>
-        <w:t xml:space="preserve">もし、あなたの家が、二人とも自分の仕事を持っている共働きなら。この「時間の抜き取り」は、うちよりもっと静かに、もっと確実に、家庭を蝕みます。だって、抜かれる側にも、自分の仕事という「絶対に削れない時間」があるんですから。削る先は、睡眠か、心の余裕しか残っていない。</w:t>
+        <w:t xml:space="preserve">もし、あなたの家が、二人とも自分の仕事を持っている共働きなら。この「時間の抜き取り」は、うちよりも、たちが悪いかもしれません。だって、抜かれる側にも、自分の仕事という「絶対に削れない時間」があるんですから。抜く先は、もう睡眠か、心の余裕しか残っていない。</w:t>
       </w:r>
     </w:p>
     <w:p>
@@ -1438,22 +1438,22 @@
           <w:sz w:val="21"/>
           <w:szCs w:val="21"/>
         </w:rPr>
-        <w:t xml:space="preserve">数字だけ見れば、共働き世帯の収入は、けっして低くありません。共働き世帯の年収は、平均でだいたい850万〜890万円。夫だけが働く世帯より、年に160万円以上も多いという調査があります。</w:t>
-      </w:r>
-    </w:p>
-    <w:p>
-      <w:pPr>
-        <w:spacing w:after="160" w:line="360"/>
-      </w:pPr>
-      <w:r>
-        <w:rPr>
-          <w:rFonts w:ascii="Yu Mincho" w:cs="Yu Mincho" w:eastAsia="Yu Mincho" w:hAnsi="Yu Mincho"/>
-          <w:b w:val="false"/>
-          <w:bCs w:val="false"/>
-          <w:sz w:val="21"/>
-          <w:szCs w:val="21"/>
-        </w:rPr>
-        <w:t xml:space="preserve">なのに、貯まらない。——「うちは、そんな平均に届いてない」という家も、多いはずです。僕自身、自分の年収が400万の時代が15年ありました。ただ、金額の大小にかかわらず、「残らない」の理由は同じでした。大きく二つです。</w:t>
+        <w:t xml:space="preserve">数字だけ見れば、共働き世帯の収入は、けっして低くありません。平均で、だいたい850万〜890万円。夫だけが働く世帯より、年に160万円以上も多いそうです。この数字を初めて見たとき、僕は「じゃあ、うちのお金は、いったいどこに消えてるんだ」と、通帳を開いたまま、しばらく黙り込みました。</w:t>
+      </w:r>
+    </w:p>
+    <w:p>
+      <w:pPr>
+        <w:spacing w:after="160" w:line="360"/>
+      </w:pPr>
+      <w:r>
+        <w:rPr>
+          <w:rFonts w:ascii="Yu Mincho" w:cs="Yu Mincho" w:eastAsia="Yu Mincho" w:hAnsi="Yu Mincho"/>
+          <w:b w:val="false"/>
+          <w:bCs w:val="false"/>
+          <w:sz w:val="21"/>
+          <w:szCs w:val="21"/>
+        </w:rPr>
+        <w:t xml:space="preserve">それだけ稼いでいるはずなのに、貯まらない。——「うちは、そんな平均に届いてない」という家も、多いはずです。僕自身、自分の年収が400万の時代が15年ありました。ただ、金額の大小にかかわらず、「残らない」の理由は同じでした。大きく二つです。</w:t>
       </w:r>
     </w:p>
     <w:p>
@@ -1604,7 +1604,7 @@
           <w:sz w:val="21"/>
           <w:szCs w:val="21"/>
         </w:rPr>
-        <w:t xml:space="preserve">固定費の削減には、昇給と同じ性質があります。一度やれば、毎月ひとりでに続く。一度削った固定費は、あなたが寝ていても、子どもと公園にいても、毎月、勝手に浮き続ける。忙しい共働きにこそ、いちばん割のいい、お金の作り方でした。</w:t>
+        <w:t xml:space="preserve">固定費の削減には、昇給と同じ性質があります。一度やれば、あとは何もしなくても、毎月ひとりでに浮き続けてくれる。忙しい共働きにこそ、いちばん割のいい、お金の作り方でした。</w:t>
       </w:r>
     </w:p>
     <w:p>
@@ -1665,7 +1665,7 @@
           <w:sz w:val="21"/>
           <w:szCs w:val="21"/>
         </w:rPr>
-        <w:t xml:space="preserve">この数字に、うちの子どもの人数を、初めて掛け算したとき。僕は、電卓の答えを疑って、同じ掛け算を、二度やり直しました。副業で1000万稼いだの700万溶かしたのと騒いでいたけれど、そもそも、これから出ていくお金の桁が、違った。</w:t>
+        <w:t xml:space="preserve">この数字に、うちの子どもの人数を、初めて掛け算したとき。僕は、電卓の答えを疑って、同じ掛け算を、二度やり直しました。副業で1000万稼いだの700万溶かしたのと騒いでいたけれど――正直に足し算すれば、手元は残るどころかマイナス。そのうえ、これから子に出ていくお金は、そのマイナスすら小さく見えるほど、桁が違いました。</w:t>
       </w:r>
     </w:p>
     <w:p>
@@ -1924,7 +1924,7 @@
           <w:sz w:val="21"/>
           <w:szCs w:val="21"/>
         </w:rPr>
-        <w:t xml:space="preserve">たとえば、片方が短い時間で働いているなら、もう片方が転職や昇給で年収を上げるあいだ、家庭を少し多めに支える。あるいは、短時間で働いている側が、家事の再分配で時間ができたぶん、勤務時間を増やしたり、正社員化を目指したりする。</w:t>
+        <w:t xml:space="preserve">たとえば、片方が短い時間で働いているなら、もう片方が転職や昇給で年収を上げるあいだ、家庭を少し多めに支える。あるいは、短い時間で働いている側に「もっと働き方を広げたい」という思いがあるなら、家事の再分配でできた時間を、そっちに充てる番にする。どちらにしても、外から「こうしろ」と決める話じゃなく、二人で、どちらが何を望んでいるかを話して決めることです。</w:t>
       </w:r>
     </w:p>
     <w:p>
@@ -2106,7 +2106,7 @@
           <w:sz w:val="21"/>
           <w:szCs w:val="21"/>
         </w:rPr>
-        <w:t xml:space="preserve">転職サービスに登録すると、自分の経歴に、どんな会社から、どれくらいの年収で声がかかるのかが、見えてきます。応募しなくても、相場が分かる。僕自身、業務委託で動きながら、並行して、リクルートエージェントのような大手の総合型と、ビズリーチのようなハイクラス向けのスカウト型に、こっそり登録していました。今でも、その手のサービスからは、ちょくちょくスカウトが届きます。</w:t>
+        <w:t xml:space="preserve">転職サービスに登録すると、自分の経歴に、どんな会社から、どれくらいの年収で声がかかるのかが、見えてきます。応募しなくても、相場が分かる。僕自身、業務委託で動きながら、並行して、リクルートエージェントのような大手の総合型と、ビズリーチのようなハイクラス向けのスカウト型に、こっそり登録していました。応募するためじゃなく、まず「自分に今いくらの値札がつくのか」を、黙って確かめるためです。</w:t>
       </w:r>
     </w:p>
     <w:p>
@@ -3047,7 +3047,7 @@
           <w:sz w:val="21"/>
           <w:szCs w:val="21"/>
         </w:rPr>
-        <w:t xml:space="preserve">そのうえで、時間を守ったまま、世帯の収入を上げる。その順番だけは、間違えないでください。</w:t>
+        <w:t xml:space="preserve">そのうえで、時間を守ったまま、世帯の収入を上げる。僕は、この順番を、見事に逆からやりました。だから、妻を一人にした。同じ間違いだけは、どうか、あなたの家で繰り返してほしくないんです。</w:t>
       </w:r>
     </w:p>
     <w:p>

--- a/kindle/入稿/第4巻_副業崩壊.docx
+++ b/kindle/入稿/第4巻_副業崩壊.docx
@@ -3032,22 +3032,37 @@
           <w:sz w:val="21"/>
           <w:szCs w:val="21"/>
         </w:rPr>
-        <w:t xml:space="preserve">お金を増やす前に、まず、二人が消耗しないこと。</w:t>
-      </w:r>
-    </w:p>
-    <w:p>
-      <w:pPr>
-        <w:spacing w:after="160" w:line="360"/>
-      </w:pPr>
-      <w:r>
-        <w:rPr>
-          <w:rFonts w:ascii="Yu Mincho" w:cs="Yu Mincho" w:eastAsia="Yu Mincho" w:hAnsi="Yu Mincho"/>
-          <w:b w:val="false"/>
-          <w:bCs w:val="false"/>
-          <w:sz w:val="21"/>
-          <w:szCs w:val="21"/>
-        </w:rPr>
-        <w:t xml:space="preserve">そのうえで、時間を守ったまま、世帯の収入を上げる。僕は、この順番を、見事に逆からやりました。だから、妻を一人にした。同じ間違いだけは、どうか、あなたの家で繰り返してほしくないんです。</w:t>
+        <w:t xml:space="preserve">お金を増やす前に、まず、二人が消耗しないこと。そのうえで、時間を守ったまま、世帯の収入を上げる。僕は、この順番を、見事に逆からやりました。だから、妻を一人にした。</w:t>
+      </w:r>
+    </w:p>
+    <w:p>
+      <w:pPr>
+        <w:spacing w:after="160" w:line="360"/>
+      </w:pPr>
+      <w:r>
+        <w:rPr>
+          <w:rFonts w:ascii="Yu Mincho" w:cs="Yu Mincho" w:eastAsia="Yu Mincho" w:hAnsi="Yu Mincho"/>
+          <w:b w:val="false"/>
+          <w:bCs w:val="false"/>
+          <w:sz w:val="21"/>
+          <w:szCs w:val="21"/>
+        </w:rPr>
+        <w:t xml:space="preserve">でも、気づいたところからは、やり直せました。家事を分け直して、僕が家庭の重心になる番を作る。完璧じゃないけれど、まえがきに書いた、あの丸くなっていた妻の背中を、最近は前ほど、見なくなりました。壊しかけたものでも、手順さえ間違えなければ、ちゃんと組み直せる。それだけは、自分の家で確かめられました。</w:t>
+      </w:r>
+    </w:p>
+    <w:p>
+      <w:pPr>
+        <w:spacing w:after="160" w:line="360"/>
+      </w:pPr>
+      <w:r>
+        <w:rPr>
+          <w:rFonts w:ascii="Yu Mincho" w:cs="Yu Mincho" w:eastAsia="Yu Mincho" w:hAnsi="Yu Mincho"/>
+          <w:b w:val="false"/>
+          <w:bCs w:val="false"/>
+          <w:sz w:val="21"/>
+          <w:szCs w:val="21"/>
+        </w:rPr>
+        <w:t xml:space="preserve">だから、もし今、あなたの家の空気が重いなら。難しいことの前に、今夜、いちばん近い人の一日を、一度ちゃんと見てみる。立て直しは、その一回から始まります。</w:t>
       </w:r>
     </w:p>
     <w:p>

--- a/kindle/入稿/第4巻_副業崩壊.docx
+++ b/kindle/入稿/第4巻_副業崩壊.docx
@@ -261,7 +261,7 @@
     <w:p>
       <w:pPr>
         <w:pStyle w:val="Heading1"/>
-        <w:spacing w:after="220" w:before="480"/>
+        <w:spacing w:after="220" w:before="240"/>
       </w:pPr>
       <w:r>
         <w:rPr>
@@ -271,172 +271,177 @@
           <w:sz w:val="30"/>
           <w:szCs w:val="30"/>
         </w:rPr>
-        <w:t xml:space="preserve">まえがき</w:t>
-      </w:r>
-    </w:p>
-    <w:p>
-      <w:pPr>
-        <w:spacing w:after="160" w:line="360"/>
-      </w:pPr>
-      <w:r>
-        <w:rPr>
-          <w:rFonts w:ascii="Yu Mincho" w:cs="Yu Mincho" w:eastAsia="Yu Mincho" w:hAnsi="Yu Mincho"/>
-          <w:b w:val="false"/>
-          <w:bCs w:val="false"/>
-          <w:sz w:val="21"/>
-          <w:szCs w:val="21"/>
-        </w:rPr>
-        <w:t xml:space="preserve">夜の11時過ぎ。僕がノートパソコンを閉じてリビングに出ると、台所で、妻がまだ洗い物をしていました。</w:t>
-      </w:r>
-    </w:p>
-    <w:p>
-      <w:pPr>
-        <w:spacing w:after="160" w:line="360"/>
-      </w:pPr>
-      <w:r>
-        <w:rPr>
-          <w:rFonts w:ascii="Yu Mincho" w:cs="Yu Mincho" w:eastAsia="Yu Mincho" w:hAnsi="Yu Mincho"/>
-          <w:b w:val="false"/>
-          <w:bCs w:val="false"/>
-          <w:sz w:val="21"/>
-          <w:szCs w:val="21"/>
-        </w:rPr>
-        <w:t xml:space="preserve">背中が、丸くなっていました。</w:t>
-      </w:r>
-    </w:p>
-    <w:p>
-      <w:pPr>
-        <w:spacing w:after="160" w:line="360"/>
-      </w:pPr>
-      <w:r>
-        <w:rPr>
-          <w:rFonts w:ascii="Yu Mincho" w:cs="Yu Mincho" w:eastAsia="Yu Mincho" w:hAnsi="Yu Mincho"/>
-          <w:b w:val="false"/>
-          <w:bCs w:val="false"/>
-          <w:sz w:val="21"/>
-          <w:szCs w:val="21"/>
-        </w:rPr>
-        <w:t xml:space="preserve">子どもたちを風呂に入れて、寝かしつけて、散らかった部屋を片付けて、明日の準備をして。その全部が終わったあとの、最後の洗い物です。もう何度も繰り返されてきたはずのその光景を、僕はその夜、なぜか初めて、まともに見た気がしました。</w:t>
-      </w:r>
-    </w:p>
-    <w:p>
-      <w:pPr>
-        <w:spacing w:after="160" w:line="360"/>
-      </w:pPr>
-      <w:r>
-        <w:rPr>
-          <w:rFonts w:ascii="Yu Mincho" w:cs="Yu Mincho" w:eastAsia="Yu Mincho" w:hAnsi="Yu Mincho"/>
-          <w:b w:val="false"/>
-          <w:bCs w:val="false"/>
-          <w:sz w:val="21"/>
-          <w:szCs w:val="21"/>
-        </w:rPr>
-        <w:t xml:space="preserve">僕は、その背中に、「ありがとう」の一言も言えませんでした。</w:t>
-      </w:r>
-    </w:p>
-    <w:p>
-      <w:pPr>
-        <w:spacing w:after="160" w:line="360"/>
-      </w:pPr>
-      <w:r>
-        <w:rPr>
-          <w:rFonts w:ascii="Yu Mincho" w:cs="Yu Mincho" w:eastAsia="Yu Mincho" w:hAnsi="Yu Mincho"/>
-          <w:b w:val="false"/>
-          <w:bCs w:val="false"/>
-          <w:sz w:val="21"/>
-          <w:szCs w:val="21"/>
-        </w:rPr>
-        <w:t xml:space="preserve">言えなかったんじゃなくて、言わなかった。頭の中は、まださっきまで触っていた副業のことでいっぱいで、妻がその時間、何をしていたのかを、ちゃんと見ていなかったからです。</w:t>
-      </w:r>
-    </w:p>
-    <w:p>
-      <w:pPr>
-        <w:spacing w:after="160" w:line="360"/>
-      </w:pPr>
-      <w:r>
-        <w:rPr>
-          <w:rFonts w:ascii="Yu Mincho" w:cs="Yu Mincho" w:eastAsia="Yu Mincho" w:hAnsi="Yu Mincho"/>
-          <w:b w:val="false"/>
-          <w:bCs w:val="false"/>
-          <w:sz w:val="21"/>
-          <w:szCs w:val="21"/>
-        </w:rPr>
-        <w:t xml:space="preserve">僕は、ずっと「家族のために」副業をしているつもりでした。</w:t>
-      </w:r>
-    </w:p>
-    <w:p>
-      <w:pPr>
-        <w:spacing w:after="160" w:line="360"/>
-      </w:pPr>
-      <w:r>
-        <w:rPr>
-          <w:rFonts w:ascii="Yu Mincho" w:cs="Yu Mincho" w:eastAsia="Yu Mincho" w:hAnsi="Yu Mincho"/>
-          <w:b w:val="false"/>
-          <w:bCs w:val="false"/>
-          <w:sz w:val="21"/>
-          <w:szCs w:val="21"/>
-        </w:rPr>
-        <w:t xml:space="preserve">子どもにいい暮らしをさせたい。妻に楽をさせたい。その気持ちに、嘘は一つもありませんでした。</w:t>
-      </w:r>
-    </w:p>
-    <w:p>
-      <w:pPr>
-        <w:spacing w:after="160" w:line="360"/>
-      </w:pPr>
-      <w:r>
-        <w:rPr>
-          <w:rFonts w:ascii="Yu Mincho" w:cs="Yu Mincho" w:eastAsia="Yu Mincho" w:hAnsi="Yu Mincho"/>
-          <w:b w:val="false"/>
-          <w:bCs w:val="false"/>
-          <w:sz w:val="21"/>
-          <w:szCs w:val="21"/>
-        </w:rPr>
-        <w:t xml:space="preserve">でも、その「家族のため」の作業に僕が没頭している間、いちばん近くにいる家族――妻を、僕は静かに追い詰めていました。丸くなったあの背中は、僕が作ったものでした。</w:t>
-      </w:r>
-    </w:p>
-    <w:p>
-      <w:pPr>
-        <w:spacing w:after="160" w:line="360"/>
-      </w:pPr>
-      <w:r>
-        <w:rPr>
-          <w:rFonts w:ascii="Yu Mincho" w:cs="Yu Mincho" w:eastAsia="Yu Mincho" w:hAnsi="Yu Mincho"/>
-          <w:b w:val="false"/>
-          <w:bCs w:val="false"/>
-          <w:sz w:val="21"/>
-          <w:szCs w:val="21"/>
-        </w:rPr>
-        <w:t xml:space="preserve">この本は、夫婦の、お金と時間の話です。</w:t>
-      </w:r>
-    </w:p>
-    <w:p>
-      <w:pPr>
-        <w:spacing w:after="160" w:line="360"/>
-      </w:pPr>
-      <w:r>
-        <w:rPr>
-          <w:rFonts w:ascii="Yu Mincho" w:cs="Yu Mincho" w:eastAsia="Yu Mincho" w:hAnsi="Yu Mincho"/>
-          <w:b w:val="false"/>
-          <w:bCs w:val="false"/>
-          <w:sz w:val="21"/>
-          <w:szCs w:val="21"/>
-        </w:rPr>
-        <w:t xml:space="preserve">でも、テクニックの本じゃありません。「家族のため」という、いちばん正しく聞こえる言葉が、どうやって家族を削っていくのか。稼いでいるつもりなのに、なぜかお金も時間も足りないのは、どうしてなのか。その仕組みと、僕が家庭をおかしくして、そこから立て直すためにやったことを、書きます。</w:t>
-      </w:r>
-    </w:p>
-    <w:p>
-      <w:pPr>
-        <w:spacing w:after="160" w:line="360"/>
-      </w:pPr>
-      <w:r>
-        <w:rPr>
-          <w:rFonts w:ascii="Yu Mincho" w:cs="Yu Mincho" w:eastAsia="Yu Mincho" w:hAnsi="Yu Mincho"/>
-          <w:b w:val="false"/>
-          <w:bCs w:val="false"/>
-          <w:sz w:val="21"/>
-          <w:szCs w:val="21"/>
-        </w:rPr>
-        <w:t xml:space="preserve">副業を足すより先に、やることがある。それに気づくのが、僕はあまりに遅すぎました。</w:t>
+        <w:t xml:space="preserve">目次</w:t>
+      </w:r>
+    </w:p>
+    <w:p>
+      <w:pPr>
+        <w:spacing w:after="120" w:line="360"/>
+      </w:pPr>
+      <w:hyperlink w:history="1" w:anchor="ch0">
+        <w:r>
+          <w:rPr>
+            <w:rFonts w:ascii="Yu Mincho" w:cs="Yu Mincho" w:eastAsia="Yu Mincho" w:hAnsi="Yu Mincho"/>
+            <w:sz w:val="22"/>
+            <w:szCs w:val="22"/>
+          </w:rPr>
+          <w:t xml:space="preserve">まえがき</w:t>
+        </w:r>
+      </w:hyperlink>
+    </w:p>
+    <w:p>
+      <w:pPr>
+        <w:spacing w:after="120" w:line="360"/>
+      </w:pPr>
+      <w:hyperlink w:history="1" w:anchor="ch1">
+        <w:r>
+          <w:rPr>
+            <w:rFonts w:ascii="Yu Mincho" w:cs="Yu Mincho" w:eastAsia="Yu Mincho" w:hAnsi="Yu Mincho"/>
+            <w:sz w:val="22"/>
+            <w:szCs w:val="22"/>
+          </w:rPr>
+          <w:t xml:space="preserve">第1章 共働きは多数派になった。でも、時間は増えていない</w:t>
+        </w:r>
+      </w:hyperlink>
+    </w:p>
+    <w:p>
+      <w:pPr>
+        <w:spacing w:after="120" w:line="360"/>
+      </w:pPr>
+      <w:hyperlink w:history="1" w:anchor="ch2">
+        <w:r>
+          <w:rPr>
+            <w:rFonts w:ascii="Yu Mincho" w:cs="Yu Mincho" w:eastAsia="Yu Mincho" w:hAnsi="Yu Mincho"/>
+            <w:sz w:val="22"/>
+            <w:szCs w:val="22"/>
+          </w:rPr>
+          <w:t xml:space="preserve">第2章 「家族のため」が、いちばん近い人を追い詰める</w:t>
+        </w:r>
+      </w:hyperlink>
+    </w:p>
+    <w:p>
+      <w:pPr>
+        <w:spacing w:after="120" w:line="360"/>
+      </w:pPr>
+      <w:hyperlink w:history="1" w:anchor="ch3">
+        <w:r>
+          <w:rPr>
+            <w:rFonts w:ascii="Yu Mincho" w:cs="Yu Mincho" w:eastAsia="Yu Mincho" w:hAnsi="Yu Mincho"/>
+            <w:sz w:val="22"/>
+            <w:szCs w:val="22"/>
+          </w:rPr>
+          <w:t xml:space="preserve">第3章 夫婦の可処分時間を、いちど数字にしてみる</w:t>
+        </w:r>
+      </w:hyperlink>
+    </w:p>
+    <w:p>
+      <w:pPr>
+        <w:spacing w:after="120" w:line="360"/>
+      </w:pPr>
+      <w:hyperlink w:history="1" w:anchor="ch4">
+        <w:r>
+          <w:rPr>
+            <w:rFonts w:ascii="Yu Mincho" w:cs="Yu Mincho" w:eastAsia="Yu Mincho" w:hAnsi="Yu Mincho"/>
+            <w:sz w:val="22"/>
+            <w:szCs w:val="22"/>
+          </w:rPr>
+          <w:t xml:space="preserve">第4章 共働きなのに、なぜお金が貯まらないのか</w:t>
+        </w:r>
+      </w:hyperlink>
+    </w:p>
+    <w:p>
+      <w:pPr>
+        <w:spacing w:after="120" w:line="360"/>
+      </w:pPr>
+      <w:hyperlink w:history="1" w:anchor="ch5">
+        <w:r>
+          <w:rPr>
+            <w:rFonts w:ascii="Yu Mincho" w:cs="Yu Mincho" w:eastAsia="Yu Mincho" w:hAnsi="Yu Mincho"/>
+            <w:sz w:val="22"/>
+            <w:szCs w:val="22"/>
+          </w:rPr>
+          <w:t xml:space="preserve">第5章 世帯年収を上げる「順番」を、間違えない</w:t>
+        </w:r>
+      </w:hyperlink>
+    </w:p>
+    <w:p>
+      <w:pPr>
+        <w:spacing w:after="120" w:line="360"/>
+      </w:pPr>
+      <w:hyperlink w:history="1" w:anchor="ch6">
+        <w:r>
+          <w:rPr>
+            <w:rFonts w:ascii="Yu Mincho" w:cs="Yu Mincho" w:eastAsia="Yu Mincho" w:hAnsi="Yu Mincho"/>
+            <w:sz w:val="22"/>
+            <w:szCs w:val="22"/>
+          </w:rPr>
+          <w:t xml:space="preserve">第6章 家事の外注は、贅沢じゃなく「投資」</w:t>
+        </w:r>
+      </w:hyperlink>
+    </w:p>
+    <w:p>
+      <w:pPr>
+        <w:spacing w:after="120" w:line="360"/>
+      </w:pPr>
+      <w:hyperlink w:history="1" w:anchor="ch7">
+        <w:r>
+          <w:rPr>
+            <w:rFonts w:ascii="Yu Mincho" w:cs="Yu Mincho" w:eastAsia="Yu Mincho" w:hAnsi="Yu Mincho"/>
+            <w:sz w:val="22"/>
+            <w:szCs w:val="22"/>
+          </w:rPr>
+          <w:t xml:space="preserve">第7章 「手伝おうか？」の一言が、妻を諦めさせた</w:t>
+        </w:r>
+      </w:hyperlink>
+    </w:p>
+    <w:p>
+      <w:pPr>
+        <w:spacing w:after="120" w:line="360"/>
+      </w:pPr>
+      <w:hyperlink w:history="1" w:anchor="ch8">
+        <w:r>
+          <w:rPr>
+            <w:rFonts w:ascii="Yu Mincho" w:cs="Yu Mincho" w:eastAsia="Yu Mincho" w:hAnsi="Yu Mincho"/>
+            <w:sz w:val="22"/>
+            <w:szCs w:val="22"/>
+          </w:rPr>
+          <w:t xml:space="preserve">第8章 夫婦を、同じチームに戻す</w:t>
+        </w:r>
+      </w:hyperlink>
+    </w:p>
+    <w:p>
+      <w:pPr>
+        <w:spacing w:after="120" w:line="360"/>
+      </w:pPr>
+      <w:hyperlink w:history="1" w:anchor="ch9">
+        <w:r>
+          <w:rPr>
+            <w:rFonts w:ascii="Yu Mincho" w:cs="Yu Mincho" w:eastAsia="Yu Mincho" w:hAnsi="Yu Mincho"/>
+            <w:sz w:val="22"/>
+            <w:szCs w:val="22"/>
+          </w:rPr>
+          <w:t xml:space="preserve">おわりに</w:t>
+        </w:r>
+      </w:hyperlink>
+    </w:p>
+    <w:p>
+      <w:pPr>
+        <w:spacing w:after="120" w:line="360"/>
+      </w:pPr>
+      <w:hyperlink w:history="1" w:anchor="ch10">
+        <w:r>
+          <w:rPr>
+            <w:rFonts w:ascii="Yu Mincho" w:cs="Yu Mincho" w:eastAsia="Yu Mincho" w:hAnsi="Yu Mincho"/>
+            <w:sz w:val="22"/>
+            <w:szCs w:val="22"/>
+          </w:rPr>
+          <w:t xml:space="preserve">出典・参考にしたデータ（読者向け）</w:t>
+        </w:r>
+      </w:hyperlink>
+    </w:p>
+    <w:p>
+      <w:r>
+        <w:br w:type="page"/>
       </w:r>
     </w:p>
     <w:p>
@@ -444,6 +449,7 @@
         <w:pStyle w:val="Heading1"/>
         <w:spacing w:after="220" w:before="480"/>
       </w:pPr>
+      <w:bookmarkStart w:name="ch0" w:id="1"/>
       <w:r>
         <w:rPr>
           <w:rFonts w:ascii="Yu Gothic" w:cs="Yu Gothic" w:eastAsia="Yu Gothic" w:hAnsi="Yu Gothic"/>
@@ -452,8 +458,192 @@
           <w:sz w:val="30"/>
           <w:szCs w:val="30"/>
         </w:rPr>
+        <w:t xml:space="preserve">まえがき</w:t>
+      </w:r>
+      <w:bookmarkEnd w:id="1"/>
+    </w:p>
+    <w:p>
+      <w:pPr>
+        <w:spacing w:after="160" w:line="360"/>
+      </w:pPr>
+      <w:r>
+        <w:rPr>
+          <w:rFonts w:ascii="Yu Mincho" w:cs="Yu Mincho" w:eastAsia="Yu Mincho" w:hAnsi="Yu Mincho"/>
+          <w:b w:val="false"/>
+          <w:bCs w:val="false"/>
+          <w:sz w:val="21"/>
+          <w:szCs w:val="21"/>
+        </w:rPr>
+        <w:t xml:space="preserve">夜の11時過ぎ。僕がノートパソコンを閉じてリビングに出ると、台所で、妻がまだ洗い物をしていました。</w:t>
+      </w:r>
+    </w:p>
+    <w:p>
+      <w:pPr>
+        <w:spacing w:after="160" w:line="360"/>
+      </w:pPr>
+      <w:r>
+        <w:rPr>
+          <w:rFonts w:ascii="Yu Mincho" w:cs="Yu Mincho" w:eastAsia="Yu Mincho" w:hAnsi="Yu Mincho"/>
+          <w:b w:val="false"/>
+          <w:bCs w:val="false"/>
+          <w:sz w:val="21"/>
+          <w:szCs w:val="21"/>
+        </w:rPr>
+        <w:t xml:space="preserve">背中が、丸くなっていました。</w:t>
+      </w:r>
+    </w:p>
+    <w:p>
+      <w:pPr>
+        <w:spacing w:after="160" w:line="360"/>
+      </w:pPr>
+      <w:r>
+        <w:rPr>
+          <w:rFonts w:ascii="Yu Mincho" w:cs="Yu Mincho" w:eastAsia="Yu Mincho" w:hAnsi="Yu Mincho"/>
+          <w:b w:val="false"/>
+          <w:bCs w:val="false"/>
+          <w:sz w:val="21"/>
+          <w:szCs w:val="21"/>
+        </w:rPr>
+        <w:t xml:space="preserve">子どもたちを風呂に入れて、寝かしつけて、散らかった部屋を片付けて、明日の準備をして。その全部が終わったあとの、最後の洗い物です。もう何度も繰り返されてきたはずのその光景を、僕はその夜、なぜか初めて、まともに見た気がしました。</w:t>
+      </w:r>
+    </w:p>
+    <w:p>
+      <w:pPr>
+        <w:spacing w:after="160" w:line="360"/>
+      </w:pPr>
+      <w:r>
+        <w:rPr>
+          <w:rFonts w:ascii="Yu Mincho" w:cs="Yu Mincho" w:eastAsia="Yu Mincho" w:hAnsi="Yu Mincho"/>
+          <w:b w:val="false"/>
+          <w:bCs w:val="false"/>
+          <w:sz w:val="21"/>
+          <w:szCs w:val="21"/>
+        </w:rPr>
+        <w:t xml:space="preserve">僕は、その背中に、「ありがとう」の一言も言えませんでした。</w:t>
+      </w:r>
+    </w:p>
+    <w:p>
+      <w:pPr>
+        <w:spacing w:after="160" w:line="360"/>
+      </w:pPr>
+      <w:r>
+        <w:rPr>
+          <w:rFonts w:ascii="Yu Mincho" w:cs="Yu Mincho" w:eastAsia="Yu Mincho" w:hAnsi="Yu Mincho"/>
+          <w:b w:val="false"/>
+          <w:bCs w:val="false"/>
+          <w:sz w:val="21"/>
+          <w:szCs w:val="21"/>
+        </w:rPr>
+        <w:t xml:space="preserve">言えなかったんじゃなくて、言わなかった。頭の中は、まださっきまで触っていた副業のことでいっぱいで、妻がその時間、何をしていたのかを、ちゃんと見ていなかったからです。</w:t>
+      </w:r>
+    </w:p>
+    <w:p>
+      <w:pPr>
+        <w:spacing w:after="160" w:line="360"/>
+      </w:pPr>
+      <w:r>
+        <w:rPr>
+          <w:rFonts w:ascii="Yu Mincho" w:cs="Yu Mincho" w:eastAsia="Yu Mincho" w:hAnsi="Yu Mincho"/>
+          <w:b w:val="false"/>
+          <w:bCs w:val="false"/>
+          <w:sz w:val="21"/>
+          <w:szCs w:val="21"/>
+        </w:rPr>
+        <w:t xml:space="preserve">僕は、ずっと「家族のために」副業をしているつもりでした。</w:t>
+      </w:r>
+    </w:p>
+    <w:p>
+      <w:pPr>
+        <w:spacing w:after="160" w:line="360"/>
+      </w:pPr>
+      <w:r>
+        <w:rPr>
+          <w:rFonts w:ascii="Yu Mincho" w:cs="Yu Mincho" w:eastAsia="Yu Mincho" w:hAnsi="Yu Mincho"/>
+          <w:b w:val="false"/>
+          <w:bCs w:val="false"/>
+          <w:sz w:val="21"/>
+          <w:szCs w:val="21"/>
+        </w:rPr>
+        <w:t xml:space="preserve">子どもにいい暮らしをさせたい。妻に楽をさせたい。その気持ちに、嘘は一つもありませんでした。</w:t>
+      </w:r>
+    </w:p>
+    <w:p>
+      <w:pPr>
+        <w:spacing w:after="160" w:line="360"/>
+      </w:pPr>
+      <w:r>
+        <w:rPr>
+          <w:rFonts w:ascii="Yu Mincho" w:cs="Yu Mincho" w:eastAsia="Yu Mincho" w:hAnsi="Yu Mincho"/>
+          <w:b w:val="false"/>
+          <w:bCs w:val="false"/>
+          <w:sz w:val="21"/>
+          <w:szCs w:val="21"/>
+        </w:rPr>
+        <w:t xml:space="preserve">でも、その「家族のため」の作業に僕が没頭している間、いちばん近くにいる家族――妻を、僕は静かに追い詰めていました。丸くなったあの背中は、僕が作ったものでした。</w:t>
+      </w:r>
+    </w:p>
+    <w:p>
+      <w:pPr>
+        <w:spacing w:after="160" w:line="360"/>
+      </w:pPr>
+      <w:r>
+        <w:rPr>
+          <w:rFonts w:ascii="Yu Mincho" w:cs="Yu Mincho" w:eastAsia="Yu Mincho" w:hAnsi="Yu Mincho"/>
+          <w:b w:val="false"/>
+          <w:bCs w:val="false"/>
+          <w:sz w:val="21"/>
+          <w:szCs w:val="21"/>
+        </w:rPr>
+        <w:t xml:space="preserve">この本は、夫婦の、お金と時間の話です。</w:t>
+      </w:r>
+    </w:p>
+    <w:p>
+      <w:pPr>
+        <w:spacing w:after="160" w:line="360"/>
+      </w:pPr>
+      <w:r>
+        <w:rPr>
+          <w:rFonts w:ascii="Yu Mincho" w:cs="Yu Mincho" w:eastAsia="Yu Mincho" w:hAnsi="Yu Mincho"/>
+          <w:b w:val="false"/>
+          <w:bCs w:val="false"/>
+          <w:sz w:val="21"/>
+          <w:szCs w:val="21"/>
+        </w:rPr>
+        <w:t xml:space="preserve">でも、テクニックの本じゃありません。「家族のため」という、いちばん正しく聞こえる言葉が、どうやって家族を削っていくのか。稼いでいるつもりなのに、なぜかお金も時間も足りないのは、どうしてなのか。その仕組みと、僕が家庭をおかしくして、そこから立て直すためにやったことを、書きます。</w:t>
+      </w:r>
+    </w:p>
+    <w:p>
+      <w:pPr>
+        <w:spacing w:after="160" w:line="360"/>
+      </w:pPr>
+      <w:r>
+        <w:rPr>
+          <w:rFonts w:ascii="Yu Mincho" w:cs="Yu Mincho" w:eastAsia="Yu Mincho" w:hAnsi="Yu Mincho"/>
+          <w:b w:val="false"/>
+          <w:bCs w:val="false"/>
+          <w:sz w:val="21"/>
+          <w:szCs w:val="21"/>
+        </w:rPr>
+        <w:t xml:space="preserve">副業を足すより先に、やることがある。それに気づくのが、僕はあまりに遅すぎました。</w:t>
+      </w:r>
+    </w:p>
+    <w:p>
+      <w:pPr>
+        <w:pStyle w:val="Heading1"/>
+        <w:spacing w:after="220" w:before="480"/>
+      </w:pPr>
+      <w:bookmarkStart w:name="ch1" w:id="1"/>
+      <w:r>
+        <w:rPr>
+          <w:rFonts w:ascii="Yu Gothic" w:cs="Yu Gothic" w:eastAsia="Yu Gothic" w:hAnsi="Yu Gothic"/>
+          <w:b/>
+          <w:bCs/>
+          <w:sz w:val="30"/>
+          <w:szCs w:val="30"/>
+        </w:rPr>
         <w:t xml:space="preserve">第1章 共働きは多数派になった。でも、時間は増えていない</w:t>
       </w:r>
+      <w:bookmarkEnd w:id="1"/>
     </w:p>
     <w:p>
       <w:pPr>
@@ -672,6 +862,7 @@
         <w:pStyle w:val="Heading1"/>
         <w:spacing w:after="220" w:before="480"/>
       </w:pPr>
+      <w:bookmarkStart w:name="ch2" w:id="1"/>
       <w:r>
         <w:rPr>
           <w:rFonts w:ascii="Yu Gothic" w:cs="Yu Gothic" w:eastAsia="Yu Gothic" w:hAnsi="Yu Gothic"/>
@@ -682,6 +873,7 @@
         </w:rPr>
         <w:t xml:space="preserve">第2章 「家族のため」が、いちばん近い人を追い詰める</w:t>
       </w:r>
+      <w:bookmarkEnd w:id="1"/>
     </w:p>
     <w:p>
       <w:pPr>
@@ -1021,6 +1213,7 @@
         <w:pStyle w:val="Heading1"/>
         <w:spacing w:after="220" w:before="480"/>
       </w:pPr>
+      <w:bookmarkStart w:name="ch3" w:id="1"/>
       <w:r>
         <w:rPr>
           <w:rFonts w:ascii="Yu Gothic" w:cs="Yu Gothic" w:eastAsia="Yu Gothic" w:hAnsi="Yu Gothic"/>
@@ -1031,6 +1224,7 @@
         </w:rPr>
         <w:t xml:space="preserve">第3章 夫婦の可処分時間を、いちど数字にしてみる</w:t>
       </w:r>
+      <w:bookmarkEnd w:id="1"/>
     </w:p>
     <w:p>
       <w:pPr>
@@ -1369,6 +1563,7 @@
         <w:pStyle w:val="Heading1"/>
         <w:spacing w:after="220" w:before="480"/>
       </w:pPr>
+      <w:bookmarkStart w:name="ch4" w:id="1"/>
       <w:r>
         <w:rPr>
           <w:rFonts w:ascii="Yu Gothic" w:cs="Yu Gothic" w:eastAsia="Yu Gothic" w:hAnsi="Yu Gothic"/>
@@ -1379,6 +1574,7 @@
         </w:rPr>
         <w:t xml:space="preserve">第4章 共働きなのに、なぜお金が貯まらないのか</w:t>
       </w:r>
+      <w:bookmarkEnd w:id="1"/>
     </w:p>
     <w:p>
       <w:pPr>
@@ -1688,6 +1884,7 @@
         <w:pStyle w:val="Heading1"/>
         <w:spacing w:after="220" w:before="480"/>
       </w:pPr>
+      <w:bookmarkStart w:name="ch5" w:id="1"/>
       <w:r>
         <w:rPr>
           <w:rFonts w:ascii="Yu Gothic" w:cs="Yu Gothic" w:eastAsia="Yu Gothic" w:hAnsi="Yu Gothic"/>
@@ -1698,6 +1895,7 @@
         </w:rPr>
         <w:t xml:space="preserve">第5章 世帯年収を上げる「順番」を、間違えない</w:t>
       </w:r>
+      <w:bookmarkEnd w:id="1"/>
     </w:p>
     <w:p>
       <w:pPr>
@@ -2159,6 +2357,7 @@
         <w:pStyle w:val="Heading1"/>
         <w:spacing w:after="220" w:before="480"/>
       </w:pPr>
+      <w:bookmarkStart w:name="ch6" w:id="1"/>
       <w:r>
         <w:rPr>
           <w:rFonts w:ascii="Yu Gothic" w:cs="Yu Gothic" w:eastAsia="Yu Gothic" w:hAnsi="Yu Gothic"/>
@@ -2169,6 +2368,7 @@
         </w:rPr>
         <w:t xml:space="preserve">第6章 家事の外注は、贅沢じゃなく「投資」</w:t>
       </w:r>
+      <w:bookmarkEnd w:id="1"/>
     </w:p>
     <w:p>
       <w:pPr>
@@ -2402,6 +2602,7 @@
         <w:pStyle w:val="Heading1"/>
         <w:spacing w:after="220" w:before="480"/>
       </w:pPr>
+      <w:bookmarkStart w:name="ch7" w:id="1"/>
       <w:r>
         <w:rPr>
           <w:rFonts w:ascii="Yu Gothic" w:cs="Yu Gothic" w:eastAsia="Yu Gothic" w:hAnsi="Yu Gothic"/>
@@ -2412,6 +2613,7 @@
         </w:rPr>
         <w:t xml:space="preserve">第7章 「手伝おうか？」の一言が、妻を諦めさせた</w:t>
       </w:r>
+      <w:bookmarkEnd w:id="1"/>
     </w:p>
     <w:p>
       <w:pPr>
@@ -2600,6 +2802,7 @@
         <w:pStyle w:val="Heading1"/>
         <w:spacing w:after="220" w:before="480"/>
       </w:pPr>
+      <w:bookmarkStart w:name="ch8" w:id="1"/>
       <w:r>
         <w:rPr>
           <w:rFonts w:ascii="Yu Gothic" w:cs="Yu Gothic" w:eastAsia="Yu Gothic" w:hAnsi="Yu Gothic"/>
@@ -2610,6 +2813,7 @@
         </w:rPr>
         <w:t xml:space="preserve">第8章 夫婦を、同じチームに戻す</w:t>
       </w:r>
+      <w:bookmarkEnd w:id="1"/>
     </w:p>
     <w:p>
       <w:pPr>
@@ -2934,6 +3138,7 @@
         <w:pStyle w:val="Heading1"/>
         <w:spacing w:after="220" w:before="480"/>
       </w:pPr>
+      <w:bookmarkStart w:name="ch9" w:id="1"/>
       <w:r>
         <w:rPr>
           <w:rFonts w:ascii="Yu Gothic" w:cs="Yu Gothic" w:eastAsia="Yu Gothic" w:hAnsi="Yu Gothic"/>
@@ -2944,6 +3149,7 @@
         </w:rPr>
         <w:t xml:space="preserve">おわりに</w:t>
       </w:r>
+      <w:bookmarkEnd w:id="1"/>
     </w:p>
     <w:p>
       <w:pPr>
@@ -3138,21 +3344,6 @@
           <w:sz w:val="21"/>
           <w:szCs w:val="21"/>
         </w:rPr>
-        <w:t xml:space="preserve">（本ではこの下にQRコード画像を配置。画像=`kindle/assets/line_qr.png`）</w:t>
-      </w:r>
-    </w:p>
-    <w:p>
-      <w:pPr>
-        <w:spacing w:after="160" w:line="360"/>
-      </w:pPr>
-      <w:r>
-        <w:rPr>
-          <w:rFonts w:ascii="Yu Mincho" w:cs="Yu Mincho" w:eastAsia="Yu Mincho" w:hAnsi="Yu Mincho"/>
-          <w:b w:val="false"/>
-          <w:bCs w:val="false"/>
-          <w:sz w:val="21"/>
-          <w:szCs w:val="21"/>
-        </w:rPr>
         <w:t xml:space="preserve">最後に。</w:t>
       </w:r>
     </w:p>
@@ -3191,6 +3382,7 @@
         <w:pStyle w:val="Heading1"/>
         <w:spacing w:after="220" w:before="480"/>
       </w:pPr>
+      <w:bookmarkStart w:name="ch10" w:id="1"/>
       <w:r>
         <w:rPr>
           <w:rFonts w:ascii="Yu Gothic" w:cs="Yu Gothic" w:eastAsia="Yu Gothic" w:hAnsi="Yu Gothic"/>
@@ -3201,6 +3393,7 @@
         </w:rPr>
         <w:t xml:space="preserve">出典・参考にしたデータ（読者向け）</w:t>
       </w:r>
+      <w:bookmarkEnd w:id="1"/>
     </w:p>
     <w:p>
       <w:pPr>
@@ -3499,7 +3692,7 @@
           <w:sz w:val="21"/>
           <w:szCs w:val="21"/>
         </w:rPr>
-        <w:t xml:space="preserve">［発売日を記載］　初版発行</w:t>
+        <w:t xml:space="preserve">2026年　初版発行</w:t>
       </w:r>
     </w:p>
     <w:p>

--- a/kindle/入稿/第4巻_副業崩壊.docx
+++ b/kindle/入稿/第4巻_副業崩壊.docx
@@ -1450,6 +1450,8 @@
       <w:r>
         <w:rPr>
           <w:rFonts w:ascii="Yu Mincho" w:cs="Yu Mincho" w:eastAsia="Yu Mincho" w:hAnsi="Yu Mincho"/>
+          <w:b w:val="false"/>
+          <w:bCs w:val="false"/>
           <w:sz w:val="21"/>
           <w:szCs w:val="21"/>
         </w:rPr>
@@ -1468,6 +1470,8 @@
       <w:r>
         <w:rPr>
           <w:rFonts w:ascii="Yu Mincho" w:cs="Yu Mincho" w:eastAsia="Yu Mincho" w:hAnsi="Yu Mincho"/>
+          <w:b w:val="false"/>
+          <w:bCs w:val="false"/>
           <w:sz w:val="21"/>
           <w:szCs w:val="21"/>
         </w:rPr>
@@ -1486,6 +1490,8 @@
       <w:r>
         <w:rPr>
           <w:rFonts w:ascii="Yu Mincho" w:cs="Yu Mincho" w:eastAsia="Yu Mincho" w:hAnsi="Yu Mincho"/>
+          <w:b w:val="false"/>
+          <w:bCs w:val="false"/>
           <w:sz w:val="21"/>
           <w:szCs w:val="21"/>
         </w:rPr>
@@ -1504,6 +1510,8 @@
       <w:r>
         <w:rPr>
           <w:rFonts w:ascii="Yu Mincho" w:cs="Yu Mincho" w:eastAsia="Yu Mincho" w:hAnsi="Yu Mincho"/>
+          <w:b w:val="false"/>
+          <w:bCs w:val="false"/>
           <w:sz w:val="21"/>
           <w:szCs w:val="21"/>
         </w:rPr>
@@ -1522,6 +1530,8 @@
       <w:r>
         <w:rPr>
           <w:rFonts w:ascii="Yu Mincho" w:cs="Yu Mincho" w:eastAsia="Yu Mincho" w:hAnsi="Yu Mincho"/>
+          <w:b w:val="false"/>
+          <w:bCs w:val="false"/>
           <w:sz w:val="21"/>
           <w:szCs w:val="21"/>
         </w:rPr>
@@ -3329,8 +3339,22 @@
           <w:sz w:val="21"/>
           <w:szCs w:val="21"/>
         </w:rPr>
-        <w:t xml:space="preserve">▶ 無料で受け取る（LINEで友だち追加）: https://lin.ee/UB707h4</w:t>
-      </w:r>
+        <w:t xml:space="preserve">▶ 無料で受け取る（LINEで友だち追加）: </w:t>
+      </w:r>
+      <w:hyperlink w:history="1" r:id="rIdczygaprvb8qqcz4sbwcc-">
+        <w:r>
+          <w:rPr>
+            <w:rFonts w:ascii="Yu Mincho" w:cs="Yu Mincho" w:eastAsia="Yu Mincho" w:hAnsi="Yu Mincho"/>
+            <w:b w:val="false"/>
+            <w:bCs w:val="false"/>
+            <w:color w:val="0563C1"/>
+            <w:sz w:val="21"/>
+            <w:szCs w:val="21"/>
+            <w:u w:val="single"/>
+          </w:rPr>
+          <w:t xml:space="preserve">https://lin.ee/UB707h4</w:t>
+        </w:r>
+      </w:hyperlink>
     </w:p>
     <w:p>
       <w:pPr>
@@ -3422,6 +3446,8 @@
       <w:r>
         <w:rPr>
           <w:rFonts w:ascii="Yu Mincho" w:cs="Yu Mincho" w:eastAsia="Yu Mincho" w:hAnsi="Yu Mincho"/>
+          <w:b w:val="false"/>
+          <w:bCs w:val="false"/>
           <w:sz w:val="21"/>
           <w:szCs w:val="21"/>
         </w:rPr>
@@ -3440,6 +3466,8 @@
       <w:r>
         <w:rPr>
           <w:rFonts w:ascii="Yu Mincho" w:cs="Yu Mincho" w:eastAsia="Yu Mincho" w:hAnsi="Yu Mincho"/>
+          <w:b w:val="false"/>
+          <w:bCs w:val="false"/>
           <w:sz w:val="21"/>
           <w:szCs w:val="21"/>
         </w:rPr>
@@ -3458,6 +3486,8 @@
       <w:r>
         <w:rPr>
           <w:rFonts w:ascii="Yu Mincho" w:cs="Yu Mincho" w:eastAsia="Yu Mincho" w:hAnsi="Yu Mincho"/>
+          <w:b w:val="false"/>
+          <w:bCs w:val="false"/>
           <w:sz w:val="21"/>
           <w:szCs w:val="21"/>
         </w:rPr>
@@ -3476,6 +3506,8 @@
       <w:r>
         <w:rPr>
           <w:rFonts w:ascii="Yu Mincho" w:cs="Yu Mincho" w:eastAsia="Yu Mincho" w:hAnsi="Yu Mincho"/>
+          <w:b w:val="false"/>
+          <w:bCs w:val="false"/>
           <w:sz w:val="21"/>
           <w:szCs w:val="21"/>
         </w:rPr>
@@ -3494,6 +3526,8 @@
       <w:r>
         <w:rPr>
           <w:rFonts w:ascii="Yu Mincho" w:cs="Yu Mincho" w:eastAsia="Yu Mincho" w:hAnsi="Yu Mincho"/>
+          <w:b w:val="false"/>
+          <w:bCs w:val="false"/>
           <w:sz w:val="21"/>
           <w:szCs w:val="21"/>
         </w:rPr>
@@ -3512,6 +3546,8 @@
       <w:r>
         <w:rPr>
           <w:rFonts w:ascii="Yu Mincho" w:cs="Yu Mincho" w:eastAsia="Yu Mincho" w:hAnsi="Yu Mincho"/>
+          <w:b w:val="false"/>
+          <w:bCs w:val="false"/>
           <w:sz w:val="21"/>
           <w:szCs w:val="21"/>
         </w:rPr>
